--- a/zht/docx/006.content.docx
+++ b/zht/docx/006.content.docx
@@ -150,26 +150,6 @@
           <w:lang w:val="zh_TW" w:bidi="zh_TW"/>
         </w:rPr>
         <w:t>ban</w:t>
-      </w:r>
-      <w:r>
-        <w:rPr>
-          <w:lang w:val="zh_TW" w:bidi="zh_TW"/>
-        </w:rPr>
-      </w:r>
-    </w:p>
-    <w:p>
-      <w:pPr/>
-      <w:r>
-        <w:rPr>
-          <w:lang w:val="zh_TW" w:bidi="zh_TW"/>
-        </w:rPr>
-      </w:r>
-      <w:r>
-        <w:rPr>
-          <w:i/>
-          <w:lang w:val="zh_TW" w:bidi="zh_TW"/>
-        </w:rPr>
-        <w:t>半尼其</w:t>
       </w:r>
       <w:r>
         <w:rPr>

--- a/zht/docx/006.content.docx
+++ b/zht/docx/006.content.docx
@@ -19,7 +19,7 @@
         <w:rPr>
           <w:lang w:val="zh_TW" w:bidi="zh_TW"/>
         </w:rPr>
-        <w:t>Resource: 聖經詞典 (Tyndale)</w:t>
+        <w:t>Resource: Tyndale Open Bible Dictionary</w:t>
       </w:r>
       <w:r>
         <w:rPr>
@@ -112,7 +112,7 @@
         <w:rPr>
           <w:lang w:val="zh_TW" w:bidi="zh_TW"/>
         </w:rPr>
-        <w:t>聖經詞典 (Tyndale)</w:t>
+        <w:t>Tyndale Open Bible Dictionary</w:t>
       </w:r>
     </w:p>
     <w:p>

--- a/zht/docx/006.content.docx
+++ b/zht/docx/006.content.docx
@@ -19,7 +19,7 @@
         <w:rPr>
           <w:lang w:val="zh_TW" w:bidi="zh_TW"/>
         </w:rPr>
-        <w:t>Resource: Tyndale Open Bible Dictionary</w:t>
+        <w:t>Resource: Aquifer Open Bible Dictionary</w:t>
       </w:r>
       <w:r>
         <w:rPr>
@@ -112,7 +112,7 @@
         <w:rPr>
           <w:lang w:val="zh_TW" w:bidi="zh_TW"/>
         </w:rPr>
-        <w:t>Tyndale Open Bible Dictionary</w:t>
+        <w:t>Aquifer Open Bible Dictionary</w:t>
       </w:r>
     </w:p>
     <w:p>

--- a/zht/docx/006.content.docx
+++ b/zht/docx/006.content.docx
@@ -233,18 +233,12 @@
         </w:rPr>
         <w:t>這個名字的意思是「雷子」。耶穌將這個名字給了西庇太的兒子雅各和約翰（</w:t>
       </w:r>
-      <w:hyperlink r:id="rId13">
-        <w:r>
-          <w:rPr>
-            <w:lang w:val="zh_TW" w:bidi="zh_TW"/>
-          </w:rPr>
-          <w:rPr>
-            <w:color w:val="0000EE"/>
-            <w:u w:val="single"/>
-          </w:rPr>
-          <w:t>可3:17</w:t>
-        </w:r>
-      </w:hyperlink>
+      <w:r>
+        <w:rPr>
+          <w:lang w:val="zh_TW" w:bidi="zh_TW"/>
+        </w:rPr>
+        <w:t>可3:17</w:t>
+      </w:r>
       <w:r>
         <w:rPr>
           <w:lang w:val="zh_TW" w:bidi="zh_TW"/>
@@ -269,18 +263,12 @@
         </w:rPr>
         <w:t>這兩兄弟不可預測的性格（</w:t>
       </w:r>
-      <w:hyperlink r:id="rId14">
-        <w:r>
-          <w:rPr>
-            <w:lang w:val="zh_TW" w:bidi="zh_TW"/>
-          </w:rPr>
-          <w:rPr>
-            <w:color w:val="0000EE"/>
-            <w:u w:val="single"/>
-          </w:rPr>
-          <w:t>路9:54</w:t>
-        </w:r>
-      </w:hyperlink>
+      <w:r>
+        <w:rPr>
+          <w:lang w:val="zh_TW" w:bidi="zh_TW"/>
+        </w:rPr>
+        <w:t>路9:54</w:t>
+      </w:r>
       <w:r>
         <w:rPr>
           <w:lang w:val="zh_TW" w:bidi="zh_TW"/>
